--- a/extras/OwnTV_Master_Product_Brief.docx
+++ b/extras/OwnTV_Master_Product_Brief.docx
@@ -302,6 +302,14 @@
       </w:r>
     </w:p>
     <w:p>
+      <w:pPr>
+        <w:pStyle w:val="ListBullet"/>
+      </w:pPr>
+      <w:r>
+        <w:t>Protected (DRM) playback — Widevine and ClearKey streams declared by an M3U entry’s #KODIPROP:inputstream.adaptive.license_* properties play over DASH and HLS, for live channels, movies and episodes. Decryption uses the CDM built into every Android TV / Fire TV device (android.media.MediaDrm), so there is nothing to configure and no licence to purchase; the device’s own security level (L1/L3) decides whether the provider serves HD. A protected item is pinned to ExoPlayer and outranks both the engine setting and any per-item pin — mpv ships no CDM and so cannot obtain a key from a licence server — and it never leaves for an external player, which has no way to carry the licence address.</w:t>
+      </w:r>
+    </w:p>
+    <w:p>
       <w:r>
         <w:rPr>
           <w:rFonts w:ascii="Cambria" w:hAnsi="Cambria" w:eastAsia="Cambria"/>
@@ -2493,6 +2501,18 @@
           <w:rFonts w:ascii="Cambria" w:hAnsi="Cambria"/>
           <w:sz w:val="22"/>
         </w:rPr>
+        <w:t>Sources are matched on restore by type + URL + username, plus the MAC for Stalker, and each device row can be claimed by at most one incoming source. Stalker playlists commonly share one portal URL and carry no username, so the earlier key collapsed them all onto a single row — every playlist inherited the last MAC written and their user data merged onto one playlist. A backup written without a passphrase omits MACs entirely (they are secrets), so a MAC unknown on either side falls back to portal + username rather than duplicating the playlist.</w:t>
+      </w:r>
+    </w:p>
+    <w:p>
+      <w:pPr>
+        <w:pStyle w:val="ListBullet"/>
+      </w:pPr>
+      <w:r>
+        <w:rPr>
+          <w:rFonts w:ascii="Cambria" w:hAnsi="Cambria"/>
+          <w:sz w:val="22"/>
+        </w:rPr>
         <w:t>Per-source User-Agent</w:t>
       </w:r>
     </w:p>
@@ -2940,6 +2960,14 @@
       </w:pPr>
       <w:r>
         <w:t>Settings now gives Metadata and OpenSubtitles separate main-list pages. Each page keeps its active service status and primary controls visible, while personal API keys, Worker/server URLs and QR + PIN companion handover live in compact shared popups with D-pad focus restoration. Server URL takes priority over API key; blank custom access uses the built-in service. OpenSubtitles custom access is included in backup/restore.</w:t>
+      </w:r>
+    </w:p>
+    <w:p>
+      <w:pPr>
+        <w:pStyle w:val="ListBullet"/>
+      </w:pPr>
+      <w:r>
+        <w:t>The Remote add-source page can upload a playlist file. Its M3U tab offers a file picker alongside the address box: the browser reads the .m3u/.m3u8 as text and posts it as JSON (a file input cannot ride in a urlencoded body and the TV has no multipart parser), the TV writes it under filesDir and the Add Source form receives that absolute path, which the M3U syncer already treats as a local playlist. The /m3u endpoint therefore takes the upload-sized body limit, uploaded names are sanitised to a single safe segment, and only the newest few uploads are retained.</w:t>
       </w:r>
     </w:p>
     <w:p>

--- a/extras/OwnTV_Master_Product_Brief.docx
+++ b/extras/OwnTV_Master_Product_Brief.docx
@@ -1481,7 +1481,7 @@
           <w:rFonts w:ascii="Cambria" w:hAnsi="Cambria"/>
           <w:sz w:val="22"/>
         </w:rPr>
-        <w:t>Per-profile startup setting: Home, last channel, or Live TV on Favorites</w:t>
+        <w:t>Per-profile startup setting: Home, last channel, Live TV on Favorites, or a searchable Specific channel picker. A single unlocked profile can auto-play immediately; multiple or PIN-locked profiles wait for selection/authentication. Startup channels resolve by provider remote ID, then name, then local row ID; hidden, Kids-restricted, disconnected or missing channels fall back safely to Home.</w:t>
       </w:r>
     </w:p>
     <w:p>
@@ -1930,7 +1930,7 @@
           <w:rFonts w:ascii="Cambria" w:hAnsi="Cambria"/>
           <w:sz w:val="22"/>
         </w:rPr>
-        <w:t>Kids flag</w:t>
+        <w:t>Kids flag hides adult provider categories/items across Live, Movies, Series, Home, Search, Guide, Catch-up, Downloads, custom categories, launcher recommendations and direct playback; the Guide itself is hidden. TMDB adult results are excluded only for Kids profiles. Detection uses multilingual category-name markers such as 18+ and XXX, with an Adult Swim exception; uncategorized or misleading provider content cannot be classified reliably.</w:t>
       </w:r>
     </w:p>
     <w:p>
@@ -2417,7 +2417,7 @@
         <w:pStyle w:val="ListBullet"/>
       </w:pPr>
       <w:r>
-        <w:t>One file covers profiles, sources, customizations, favorites, watch history, resume positions, and app settings, including each profile's Home row order/visibility. Generated Trending snapshots and fetched TMDB metadata are excluded and rebuilt after sync.</w:t>
+        <w:t>One file covers profiles, sources, customizations, favorites, watch history, resume positions, and app settings, including each profile's Home row order/visibility and Specific channel startup target. Generated Trending snapshots and fetched TMDB metadata are excluded and rebuilt after sync.</w:t>
       </w:r>
     </w:p>
     <w:p>

--- a/extras/OwnTV_Master_Product_Brief.docx
+++ b/extras/OwnTV_Master_Product_Brief.docx
@@ -2951,7 +2951,7 @@
         <w:pStyle w:val="ListBullet"/>
       </w:pPr>
       <w:r>
-        <w:t>A personal TMDB key can be handed over from a phone: the companion LAN server gains a TMDB_KEY mode serving a one-field page, PIN-gated like the other Remote flows, so a 32-character key never has to be typed with a remote.</w:t>
+        <w:t>A personal TMDB key can be handed over from another device (phone, tablet or PC): the companion LAN server gains a TMDB_KEY mode serving a one-field page, PIN-gated like the other Remote flows, so a 32-character key never has to be typed with a remote.</w:t>
       </w:r>
     </w:p>
     <w:p>
@@ -2960,6 +2960,14 @@
       </w:pPr>
       <w:r>
         <w:t>Settings now gives Metadata and OpenSubtitles separate main-list pages. Each page keeps its active service status and primary controls visible, while personal API keys, Worker/server URLs and QR + PIN companion handover live in compact shared popups with D-pad focus restoration. Server URL takes priority over API key; blank custom access uses the built-in service. OpenSubtitles custom access is included in backup/restore.</w:t>
+      </w:r>
+    </w:p>
+    <w:p>
+      <w:pPr>
+        <w:pStyle w:val="ListBullet"/>
+      </w:pPr>
+      <w:r>
+        <w:t>OpenSubtitles sign-in is a single panel rather than a chain of popups: a Remote/Enter-here chooser, then one form carrying username, password, Stay signed in, and the optional API key and Worker/server URL inline. The remote companion page mirrors the same four inputs, so credentials can be handed over from any browser on the LAN. The standalone Advanced options row appears only while signed in.</w:t>
       </w:r>
     </w:p>
     <w:p>

--- a/extras/OwnTV_Master_Product_Brief.docx
+++ b/extras/OwnTV_Master_Product_Brief.docx
@@ -1078,6 +1078,18 @@
           <w:sz w:val="22"/>
         </w:rPr>
         <w:t>Movies and Series grids with poster walls; Grid/List view toggle</w:t>
+      </w:r>
+    </w:p>
+    <w:p>
+      <w:pPr>
+        <w:pStyle w:val="ListBullet"/>
+      </w:pPr>
+      <w:r>
+        <w:rPr>
+          <w:rFonts w:ascii="Cambria" w:hAnsi="Cambria"/>
+          <w:sz w:val="22"/>
+        </w:rPr>
+        <w:t>Episode Grid/List toggle inside a show: a wall of 16:9 episode stills instead of text rows, stored globally and defaulting to List. Episodes TMDB cannot match fall back to the show backdrop (then poster) with the episode number drawn large, so the grid stays navigable; Provider-only mode renders every tile that way and makes no lookups. A whole show arrives in one request via TMDB append_to_response season bundling (blocks of 10, cached per season), which is what makes a per-episode picture wall affordable at all.</w:t>
       </w:r>
     </w:p>
     <w:p>

--- a/extras/OwnTV_Master_Product_Brief.docx
+++ b/extras/OwnTV_Master_Product_Brief.docx
@@ -2157,6 +2157,18 @@
           <w:sz w:val="22"/>
         </w:rPr>
         <w:t>Any accent color — presets, palette, or exact hex code (whole theme generated from it)</w:t>
+      </w:r>
+    </w:p>
+    <w:p>
+      <w:pPr>
+        <w:pStyle w:val="ListBullet"/>
+      </w:pPr>
+      <w:r>
+        <w:rPr>
+          <w:rFonts w:ascii="Cambria" w:hAnsi="Cambria"/>
+          <w:sz w:val="22"/>
+        </w:rPr>
+        <w:t>Focus highlight — the ring around the focused item is user-chosen: colour by preset, palette or exact hex code, plus four thicknesses (Thin, Normal, Thick, Extra thick). Applied app-wide in both the solid and Glass materials, with the glow scaling to the chosen width; independent of the accent, so a loud cursor does not repaint the interface.</w:t>
       </w:r>
     </w:p>
     <w:p>

--- a/extras/OwnTV_Master_Product_Brief.docx
+++ b/extras/OwnTV_Master_Product_Brief.docx
@@ -2411,6 +2411,18 @@
           <w:sz w:val="22"/>
         </w:rPr>
         <w:t>Live latency (Low / Balanced / Stable / Custom) and Pre-buffer live streams, with a per-playlist Pre-buffer override</w:t>
+      </w:r>
+    </w:p>
+    <w:p>
+      <w:pPr>
+        <w:pStyle w:val="ListBullet"/>
+      </w:pPr>
+      <w:r>
+        <w:rPr>
+          <w:rFonts w:ascii="Cambria" w:hAnsi="Cambria"/>
+          <w:sz w:val="22"/>
+        </w:rPr>
+        <w:t>Give up on a channel after (15 / 30 / 60 s / Never, default 30 s) - a ceiling on the whole tune, so the fallback ladder cannot spend a minute and a half of black screen on a channel the provider has removed. Provider-requested back-off waits are not charged against it.</w:t>
       </w:r>
     </w:p>
     <w:p>

--- a/extras/OwnTV_Master_Product_Brief.docx
+++ b/extras/OwnTV_Master_Product_Brief.docx
@@ -444,7 +444,7 @@
         <w:pStyle w:val="ListBullet"/>
       </w:pPr>
       <w:r>
-        <w:t>Auto frame rate (opt-in, off by default) — matches full-screen video to a supported display refresh rate. ExoPlayer, mpv, and the window-level display controller all obey the same toggle; v4.1.6 resets existing installs to Off once, then preserves later user choices. When a stream declares no frame rate (typical for live MPEG-TS), the rate is measured during playback and used only when two samples agree on a standard broadcast rate. A one-time in-player suggestion offers the setting when the current rate is not a multiple of the display's and a better mode exists.</w:t>
+        <w:t>Auto frame rate (opt-in, off by default) — matches full-screen video to a supported display refresh rate. ExoPlayer, mpv, and the window-level display controller all obey the same toggle; v4.1.6 resets existing installs to Off once, then preserves later user choices. When a stream declares no frame rate (typical for live MPEG-TS), the rate is measured during playback and used only when two samples agree on a standard broadcast rate. A one-time in-player suggestion offers the setting when the current rate is not a multiple of the display's and a better mode exists. Android TV's own Match content frame rate preference (API 31+) is honoured above the app's toggle: Never leaves the display untouched and silences the suggestion, Seamless only restricts OwnTV to modes the panel can reach without an HDMI re-handshake.</w:t>
       </w:r>
     </w:p>
     <w:p>
@@ -2435,6 +2435,18 @@
           <w:sz w:val="22"/>
         </w:rPr>
         <w:t>Playback diagnostics - a readable history of failures, fallbacks and reports, with optional detailed tracing. Export writes Download/owntv-playback-report.txt in the public Download folder, creates the folder when missing, and replaces the previous report.</w:t>
+      </w:r>
+    </w:p>
+    <w:p>
+      <w:pPr>
+        <w:pStyle w:val="ListBullet"/>
+      </w:pPr>
+      <w:r>
+        <w:rPr>
+          <w:rFonts w:ascii="Cambria" w:hAnsi="Cambria"/>
+          <w:sz w:val="22"/>
+        </w:rPr>
+        <w:t>Video Player is the complete playback list - HDR, Auto frame rate, Surround sound, Auto-play next, Live preview, Preview sound and Mini player were moved here from the Settings root, so no playback setting lives on two screens. The root keeps Video Player and the Playback error log; the quick-toggle chip row above the settings list still covers the most-used switches, and Settings search names the full path (Playback &gt; Video player &gt; HDR).</w:t>
       </w:r>
     </w:p>
     <w:p>

--- a/extras/OwnTV_Master_Product_Brief.docx
+++ b/extras/OwnTV_Master_Product_Brief.docx
@@ -389,7 +389,7 @@
           <w:rFonts w:ascii="Cambria" w:hAnsi="Cambria"/>
           <w:sz w:val="22"/>
         </w:rPr>
-        <w:t>Live buffering under user control — the Live latency choice sizes the real buffer on BOTH engines (Exo LoadControl, mpv demuxer cache), and a separate Pre-buffer gate (off / 2 / 5 / 10 s of video) holds playback until enough video is collected, on start and after a rebuffer. Overridable per playlist (sources.livePrerollSecs, -1 = follow global).</w:t>
+        <w:t>Live buffering under user control — the Live latency choice sizes the real buffer on BOTH engines (Exo LoadControl, mpv demuxer cache), and a separate Pre-buffer gate (off / 2 / 5 / 10 s of video) holds playback until enough video is collected, on start and after a rebuffer. Overridable per playlist (sources.livePrerollSecs, -1 = follow global). The Live TV player choice and the Live latency preset are overridable per playlist too (sources.liveEnginePreference / liveLatencyMode, null = follow global).</w:t>
       </w:r>
     </w:p>
     <w:p>
@@ -456,7 +456,7 @@
           <w:rFonts w:ascii="Cambria" w:hAnsi="Cambria"/>
           <w:sz w:val="22"/>
         </w:rPr>
-        <w:t>A/V sync nudge — per-file audio delay adjustment in 50 ms steps for badly-muxed files</w:t>
+        <w:t>A/V sync nudge - per-item audio delay adjustment in 25 ms steps for badly-muxed files or a provider that mis-times its audio, optionally remembered for that channel/film/episode (playback_prefs.audioDelayMs, per profile).</w:t>
       </w:r>
     </w:p>
     <w:p>
@@ -938,7 +938,7 @@
           <w:rFonts w:ascii="Cambria" w:hAnsi="Cambria"/>
           <w:sz w:val="22"/>
         </w:rPr>
-        <w:t>The selected card shows large with its poster and plays a muted preview when focused</w:t>
+        <w:t>The selected card shows large with its poster and plays a muted preview when focused - switchable off in Settings - Home screen - Keep Watching, and off by default on a low-RAM device</w:t>
       </w:r>
     </w:p>
     <w:p>
@@ -2374,7 +2374,7 @@
           <w:rFonts w:ascii="Cambria" w:hAnsi="Cambria"/>
           <w:sz w:val="22"/>
         </w:rPr>
-        <w:t>Audio delay (A/V sync)</w:t>
+        <w:t>Audio delay (A/V sync), plus Reset saved audio sync for the per-item ones</w:t>
       </w:r>
     </w:p>
     <w:p>
@@ -2410,7 +2410,7 @@
           <w:rFonts w:ascii="Cambria" w:hAnsi="Cambria"/>
           <w:sz w:val="22"/>
         </w:rPr>
-        <w:t>Live latency (Low / Balanced / Stable / Custom) and Pre-buffer live streams, with a per-playlist Pre-buffer override</w:t>
+        <w:t>Live latency (Low / Balanced / Stable / Custom), Pre-buffer live streams and the Live TV player choice, each with a per-playlist override</w:t>
       </w:r>
     </w:p>
     <w:p>

--- a/extras/OwnTV_Master_Product_Brief.docx
+++ b/extras/OwnTV_Master_Product_Brief.docx
@@ -795,6 +795,18 @@
       </w:r>
     </w:p>
     <w:p>
+      <w:pPr>
+        <w:pStyle w:val="ListBullet"/>
+      </w:pPr>
+      <w:r>
+        <w:rPr>
+          <w:rFonts w:ascii="Cambria" w:hAnsi="Cambria"/>
+          <w:sz w:val="22"/>
+        </w:rPr>
+        <w:t>Size and position are set in one popup on Settings &gt; Video player (six-cell position grid laid out like the screen); no separate Mini player sub-screen.</w:t>
+      </w:r>
+    </w:p>
+    <w:p>
       <w:r>
         <w:rPr>
           <w:rFonts w:ascii="Cambria" w:hAnsi="Cambria" w:eastAsia="Cambria"/>
@@ -1665,6 +1677,18 @@
           <w:sz w:val="22"/>
         </w:rPr>
         <w:t>Go back to... - jump straight to a time in the archive instead of stepping: suggested offsets (15 min to 7 days, bounded by the channel archive window) plus an exact day/hour/minute picker clamped to both ends of the window. Offered in the player and, for channels with no guide, in place of the catch-up programme list.</w:t>
+      </w:r>
+    </w:p>
+    <w:p>
+      <w:pPr>
+        <w:pStyle w:val="ListBullet"/>
+      </w:pPr>
+      <w:r>
+        <w:rPr>
+          <w:rFonts w:ascii="Cambria" w:hAnsi="Cambria"/>
+          <w:sz w:val="22"/>
+        </w:rPr>
+        <w:t>Catch-up continues down the guide - a finished programme plays on to the next one, and hands over to the live stream once the next programme is the one currently on air; a gap over three hours ends it. Governed by the existing Auto-play next setting.</w:t>
       </w:r>
     </w:p>
     <w:p>

--- a/extras/OwnTV_Master_Product_Brief.docx
+++ b/extras/OwnTV_Master_Product_Brief.docx
@@ -2087,6 +2087,30 @@
       </w:r>
     </w:p>
     <w:p/>
+    <w:p>
+      <w:pPr>
+        <w:pStyle w:val="ListBullet"/>
+      </w:pPr>
+      <w:r>
+        <w:t>Settings is a two-column screen: the nine section headings (Profile, Sources &amp; guide, Appearance, Layout &amp; navigation, Content &amp; metadata, Playback, Network, Data &amp; backup, App) form a left column, and only the selected section's rows compose on the right. Moving Up/Down selects a section, Right enters its rows, Left returns. Returning from a sub-screen reselects that row's section and restores focus to the exact row.</w:t>
+      </w:r>
+    </w:p>
+    <w:p>
+      <w:pPr>
+        <w:pStyle w:val="ListBullet"/>
+      </w:pPr>
+      <w:r>
+        <w:t>Quick-toggle chips and a search field span both columns. A non-blank query replaces both panes with flat results, each prefixed by the section it belongs to.</w:t>
+      </w:r>
+    </w:p>
+    <w:p>
+      <w:pPr>
+        <w:pStyle w:val="ListBullet"/>
+      </w:pPr>
+      <w:r>
+        <w:t>Each row carries an icon tile in one of three tones, and a sub-screen's rows inherit the tone of the root row that opened it, so a section does not change colour when entered.</w:t>
+      </w:r>
+    </w:p>
     <w:p>
       <w:pPr/>
       <w:r>

--- a/extras/OwnTV_Master_Product_Brief.docx
+++ b/extras/OwnTV_Master_Product_Brief.docx
@@ -2092,7 +2092,7 @@
         <w:pStyle w:val="ListBullet"/>
       </w:pPr>
       <w:r>
-        <w:t>Settings is a two-column screen: the nine section headings (Profile, Sources &amp; guide, Appearance, Layout &amp; navigation, Content &amp; metadata, Playback, Network, Data &amp; backup, App) form a left column, and only the selected section's rows compose on the right. Moving Up/Down selects a section, Right enters its rows, Left returns. Returning from a sub-screen reselects that row's section and restores focus to the exact row.</w:t>
+        <w:t>Settings is a spine and a sheet. The left spine lists Quick plus the nine section headings (Profile, Sources &amp; guide, Appearance, Layout &amp; navigation, Content &amp; metadata, Playback, Network, Data &amp; backup, App), each with its icon and row count, the selected one carrying an accent bar on its leading edge; only that section's rows compose on the right, inside one sheet headed by the section name and a one-line summary, with values right-aligned into a fixed column and a chevron only on rows that open another screen. Moving Up/Down selects a section, Right enters its rows, Left returns to the section it came from. Returning from a sub-screen reselects that row's section and restores focus to the exact row. Both columns scroll, so no row is unreachable at high UI zoom.</w:t>
       </w:r>
     </w:p>
     <w:p>
@@ -2100,7 +2100,7 @@
         <w:pStyle w:val="ListBullet"/>
       </w:pPr>
       <w:r>
-        <w:t>Quick-toggle chips and a search field span both columns. A non-blank query replaces both panes with flat results, each prefixed by the section it belongs to.</w:t>
+        <w:t>Quick is the first spine section, holding the most-used toggles as ordinary rows that flip in place, so the header is a single line: the title, and search collapsed to a pill that opens into the field on OK. A non-blank query replaces both panes with flat results, each prefixed by the section it belongs to.</w:t>
       </w:r>
     </w:p>
     <w:p>
@@ -2109,6 +2109,14 @@
       </w:pPr>
       <w:r>
         <w:t>Each row carries an icon tile in one of three tones, and a sub-screen's rows inherit the tone of the root row that opened it, so a section does not change colour when entered.</w:t>
+      </w:r>
+    </w:p>
+    <w:p>
+      <w:pPr>
+        <w:pStyle w:val="ListBullet"/>
+      </w:pPr>
+      <w:r>
+        <w:t>A Now Playing item appears at the top of the navigation rail while a mini player or an audio session is alive. It is not a section: OK moves D-pad focus into that window, which floats above the content panel and is otherwise unreachable by spatial focus search. Long-press BACK does the same from anywhere and returns focus to its origin, and the remote's transport keys act on the docked window without navigating to it.</w:t>
       </w:r>
     </w:p>
     <w:p>
@@ -2495,6 +2503,18 @@
           <w:sz w:val="22"/>
         </w:rPr>
         <w:t>Video Player is the complete playback list - HDR, Auto frame rate, Surround sound, Auto-play next, Live preview, Preview sound and Mini player were moved here from the Settings root, so no playback setting lives on two screens. The root keeps Video Player and the Playback error log; the quick-toggle chip row above the settings list still covers the most-used switches, and Settings search names the full path (Playback &gt; Video player &gt; HDR).</w:t>
+      </w:r>
+    </w:p>
+    <w:p>
+      <w:pPr>
+        <w:pStyle w:val="ListBullet"/>
+      </w:pPr>
+      <w:r>
+        <w:rPr>
+          <w:rFonts w:ascii="Cambria" w:hAnsi="Cambria"/>
+          <w:sz w:val="22"/>
+        </w:rPr>
+        <w:t>Subtitle size is stored per engine (mpv and the Media3 SubtitleView render the same multiplier at visibly different sizes); both keys fall back to the legacy single value so an upgrade changes nothing until the user moves one of them.</w:t>
       </w:r>
     </w:p>
     <w:p>

--- a/extras/OwnTV_Master_Product_Brief.docx
+++ b/extras/OwnTV_Master_Product_Brief.docx
@@ -1364,6 +1364,14 @@
       </w:pPr>
       <w:r>
         <w:t>Per-item context menu (long-press): Move within the current folder/Favorites, move or copy to a custom category, remove from History, and Download / Download all episodes for movies and series.</w:t>
+      </w:r>
+    </w:p>
+    <w:p>
+      <w:pPr>
+        <w:pStyle w:val="ListBullet"/>
+      </w:pPr>
+      <w:r>
+        <w:t>The order of those context menus is user-arrangeable: Settings → Layout → Long-press menus lets each of the four menus (channel, movie, series, episode) be reordered by holding OK on an action and moving it, saved per menu and merge-tolerant across updates.</w:t>
       </w:r>
     </w:p>
     <w:p>

--- a/extras/OwnTV_Master_Product_Brief.docx
+++ b/extras/OwnTV_Master_Product_Brief.docx
@@ -1127,7 +1127,7 @@
         <w:pStyle w:val="ListBullet"/>
       </w:pPr>
       <w:r>
-        <w:t>Merge all playlists into one browse, or narrow the whole app to a single playlist. The active-playlist choice applies everywhere at once — Live TV, Movies, Series, TV Guide, Search, and the Home rails (Continue Watching / Favourites) — and persists across restarts.</w:t>
+        <w:t>Merge all playlists into one browse, or narrow the whole app to a single playlist. The active-playlist choice applies everywhere at once — Live TV, Movies, Series, TV Guide, Search, and the Home rails (Continue Watching / Favourites) — and persists across restarts. When two or more sources are active for a section, compact provider labels identify categories and items throughout Live TV, Movies, Series, Guide and the full-screen Live channel/history overlays; single-source layouts remain unchanged.</w:t>
       </w:r>
     </w:p>
     <w:p>
@@ -1339,7 +1339,7 @@
         <w:pStyle w:val="ListBullet"/>
       </w:pPr>
       <w:r>
-        <w:t>Customize per profile: focus a category name to open its paged item list; hide, rename and reorder categories or individual channels, movies and series; recover hidden items; and optionally protect the screen with a PIN.</w:t>
+        <w:t>Customize per profile: focus a category name to open its paged item list; hide, rename and reorder categories or individual channels, movies and series; recover hidden items; filter either level to All, Visible or Hidden; page both levels with CH+/Rewind and CH−/Fast-forward; and optionally protect the screen with a PIN.</w:t>
       </w:r>
     </w:p>
     <w:p>
@@ -1553,7 +1553,7 @@
           <w:rFonts w:ascii="Cambria" w:hAnsi="Cambria"/>
           <w:sz w:val="22"/>
         </w:rPr>
-        <w:t>Full time × channel guide grid (XMLTV)</w:t>
+        <w:t>Full time × channel guide grid (XMLTV), opened with the current time around 37.5% across the timeline and two recent hours loaded immediately. The amber NOW badge and fading row marker refresh every 30 seconds without reopening Guide.</w:t>
       </w:r>
     </w:p>
     <w:p>
@@ -1602,6 +1602,18 @@
           <w:sz w:val="22"/>
         </w:rPr>
         <w:t>Category filter with search — view just one group at a time</w:t>
+      </w:r>
+    </w:p>
+    <w:p>
+      <w:pPr>
+        <w:pStyle w:val="ListBullet"/>
+      </w:pPr>
+      <w:r>
+        <w:rPr>
+          <w:rFonts w:ascii="Cambria" w:hAnsi="Cambria"/>
+          <w:sz w:val="22"/>
+        </w:rPr>
+        <w:t>Guide channels and category choices carry provider labels when multiple Live sources are active. Settings → Layout → Guide Column Widths adjusts the pinned channel list and scrollable EPG timeline as two 10-90% shares that must total 100%.</w:t>
       </w:r>
     </w:p>
     <w:p>
@@ -2252,7 +2264,7 @@
         <w:pStyle w:val="ListBullet"/>
       </w:pPr>
       <w:r>
-        <w:t>UI text scale and font customization — 60% to 140% in 5% steps, with separate main-interface and popup choices: System Sans, Monospace, Lora, Playfair Display, Dancing Script and Poppins. Apply saves, Reset restores 100% / System Sans / Lora defaults, and Back cancels.</w:t>
+        <w:t>UI text scale and font customization — main-app text 60% to 140% and popup text 50% to 120%, independently, in 5% steps; separate main-interface and popup font choices: System Sans, Monospace, Lora, Playfair Display, Dancing Script and Poppins. A separate Popup size control scales dialog/menu geometry from 50% to 120% without changing text size; large text scrolls within the panel. Apply saves, Reset restores the font defaults, and Back cancels.</w:t>
       </w:r>
     </w:p>
     <w:p>
@@ -2272,7 +2284,7 @@
           <w:rFonts w:ascii="Cambria" w:hAnsi="Cambria"/>
           <w:sz w:val="22"/>
         </w:rPr>
-        <w:t>Panel Width Adjustment - per-section manual sizing for Live TV, Movies and Series. Category and List stay at 10% or more; Preview/Poster may be 0% to hide that panel and remove its gap; saving still requires an exact 100% total. Hiding Live Preview warns first, turns preview video off, and blocks enabling it until the panel is restored.</w:t>
+        <w:t>Panel Width Adjustment - per-section manual sizing for Live TV, Movies and Series. Category and List stay at 10% or more; Preview/Poster may be 0% to hide that panel and remove its gap; saving still requires an exact 100% total. Hiding Live Preview warns first, turns preview video off, and blocks enabling it until the panel is restored. Guide Column Widths independently splits the pinned channel list and EPG timeline from 10% to 90% in 5% steps, also requiring an exact 100% total; Off restores the standard 10% / 90% split without discarding saved values.</w:t>
       </w:r>
     </w:p>
     <w:p>
@@ -2304,7 +2316,7 @@
         <w:pStyle w:val="ListBullet"/>
       </w:pPr>
       <w:r>
-        <w:t>Glass Effect — an opt-in, interaction-aware material with Ultra Clear, Clear, Balanced, Tinted, Opaque and Custom choices; 20-100% tint, ten real frost levels, Highlight strength, adaptive readability, optional depth/parallax, live preview, per-surface controls, and local or remote wallpaper. Android 12+ uses one cached aligned blurred backdrop; older and no-wallpaper cases keep readable fallbacks. Focus responds immediately without trailing layers, then promotes full frost after settling. Settings and wallpaper persist through backup/restore; Glass remains off by default.</w:t>
+        <w:t>Glass Effect — an opt-in, interaction-aware material configured on a dedicated Settings page with a compact live preview and controls hidden while Glass is off. It retains Ultra Clear, Clear, Balanced, Tinted, Opaque and Custom presets; 20-100% tint; ten real frost levels; Highlight strength; adaptive readability; optional depth/parallax; local or remote wallpaper; and inline per-surface controls for Panels, Sidebar, Preview, Dialogs, Top bar, Cards and Mini player. All reflects the complete selection and always enables every surface; Reset to Balanced restores the default highlight, depth and full surface set. Android 12+ uses one cached aligned blurred backdrop; older and no-wallpaper cases keep readable fallbacks. Focus responds immediately without trailing layers, then promotes full frost after settling. Settings and wallpaper persist through backup/restore; Glass remains off by default.</w:t>
       </w:r>
     </w:p>
     <w:p>

--- a/extras/OwnTV_Master_Product_Brief.docx
+++ b/extras/OwnTV_Master_Product_Brief.docx
@@ -1339,7 +1339,7 @@
         <w:pStyle w:val="ListBullet"/>
       </w:pPr>
       <w:r>
-        <w:t>Customize per profile: focus a category name to open its paged item list; hide, rename and reorder categories or individual channels, movies and series; recover hidden items; filter either level to All, Visible or Hidden; page both levels with CH+/Rewind and CH−/Fast-forward; and optionally protect the screen with a PIN.</w:t>
+        <w:t>Customize per profile: focus a category name to open its paged item list; hide, rename and reorder categories or individual channels, movies and series; recover hidden items; filter either level to All, Visible or Hidden; page both levels with configurable Remote Shortcut actions (shipped default: CH+/Rewind toward first, CH−/Fast-forward toward last); and optionally protect the screen with a PIN.</w:t>
       </w:r>
     </w:p>
     <w:p>
@@ -2356,6 +2356,14 @@
       </w:pPr>
       <w:r>
         <w:t>Per-source Auto Refresh — each playlist and each EPG source can refresh at startup or on a staleness interval (off by default).</w:t>
+      </w:r>
+    </w:p>
+    <w:p>
+      <w:pPr>
+        <w:pStyle w:val="ListBullet"/>
+      </w:pPr>
+      <w:r>
+        <w:t>Remote Shortcuts replaces the fixed CH+/RW · CH−/FF paging page: short and long presses of spare colour, number, channel and media keys can be assigned independently to 25 navigation, browsing and playback actions. The shipped paging assignments and per-direction skip counts remain the default; essential navigation keys and long-press Back are protected, fullscreen number entry keeps channel priority, and assignments persist through Backup &amp; Restore. Physical-key icons, localized short/long badges and coloured keycaps make the list readable across different remotes.</w:t>
       </w:r>
     </w:p>
     <w:p>

--- a/extras/OwnTV_Master_Product_Brief.docx
+++ b/extras/OwnTV_Master_Product_Brief.docx
@@ -653,7 +653,7 @@
           <w:rFonts w:ascii="Cambria" w:hAnsi="Cambria"/>
           <w:sz w:val="22"/>
         </w:rPr>
-        <w:t>D-pad Up/Down, CH+/CH−, and media ⏮/⏭ keys switch channels (wraps around at the ends)</w:t>
+        <w:t>Dedicated CH+/CH− always switch channels throughout a Live TV or catch-up player session, including while controls are visible or playback is starting; D-pad Up/Down (controls hidden) and media ⏮/⏭ also switch channels, with wraparound at the ends</w:t>
       </w:r>
     </w:p>
     <w:p>

--- a/extras/OwnTV_Master_Product_Brief.docx
+++ b/extras/OwnTV_Master_Product_Brief.docx
@@ -1018,7 +1018,7 @@
         <w:pStyle w:val="ListBullet"/>
       </w:pPr>
       <w:r>
-        <w:t>The Lora-styled showcase shows global TMDB rank/type, rating, provider match, language fallback, advertised quality/HDR/audio signals, and provider season count. Actions reuse the established Play/Open Episodes, Trailer, full TMDB Details (plot/cast/genres), and All Versions search flows.</w:t>
+        <w:t>The Lora-styled showcase shows global TMDB rank/type, rating, provider match, language fallback, advertised quality/HDR/audio signals, and provider season count. Actions reuse the established Play/Open Episodes, Trailer, full TMDB Details (plot/cast/genres), and All Versions search flows. Trailers stay full screen inside OwnTV; the embedded YouTube surface disables its extra controls, captions, annotations and related-video UI, while OwnTV throttles progress updates to once per second for smoother playback on lower-memory TVs.</w:t>
       </w:r>
     </w:p>
     <w:p>
@@ -1553,7 +1553,7 @@
           <w:rFonts w:ascii="Cambria" w:hAnsi="Cambria"/>
           <w:sz w:val="22"/>
         </w:rPr>
-        <w:t>Full time × channel guide grid (XMLTV), opened with the current time around 37.5% across the timeline and two recent hours loaded immediately. The amber NOW badge and fading row marker refresh every 30 seconds without reopening Guide.</w:t>
+        <w:t>Full time × channel guide grid (XMLTV), opened with the current time around 37.5% across the timeline and two recent hours loaded immediately. The amber NOW badge and fading row marker refresh every 30 seconds without reopening Guide. Entering a programme row preserves that timeline position and scrolls only when the highlighted programme reaches a viewport edge.</w:t>
       </w:r>
     </w:p>
     <w:p>
@@ -2561,7 +2561,7 @@
         <w:pStyle w:val="ListBullet"/>
       </w:pPr>
       <w:r>
-        <w:t>One file covers profiles, sources, customizations, favorites, watch history, resume positions, and app settings, including each profile's Home row order/visibility and Specific channel startup target. Generated Trending snapshots and fetched TMDB metadata are excluded and rebuilt after sync.</w:t>
+        <w:t>One file covers profiles, sources, customizations, favorites, watch history, resume positions, and app settings, including each profile's Home row order/visibility and Specific channel startup target, both global player choices, Quick pinned rows/order, and all four long-press menu arrangements. Generated Trending snapshots and fetched TMDB metadata are excluded and rebuilt after sync.</w:t>
       </w:r>
     </w:p>
     <w:p>

--- a/extras/OwnTV_Master_Product_Brief.docx
+++ b/extras/OwnTV_Master_Product_Brief.docx
@@ -424,7 +424,7 @@
           <w:rFonts w:ascii="Cambria" w:hAnsi="Cambria"/>
           <w:sz w:val="22"/>
         </w:rPr>
-        <w:t>Surround sound — three modes (Auto / Stereo only / Surround) applied uniformly to BOTH engines. Surround decodes Dolby (AC-3/E-AC-3) and DTS to multichannel, Stereo only pins the audio sink to plain stereo PCM with no passthrough, Auto starts multichannel and self-demotes. A shared, non-disableable audio-output watchdog (silence, sink error, repeated underruns) latches the whole session to stereo across every engine when the sink accepts a format it cannot actually play.</w:t>
+        <w:t>Surround sound — three modes (Auto / Stereo only / Surround) applied uniformly to BOTH engines. Surround decodes Dolby (AC-3/E-AC-3) and DTS to multichannel, Stereo only pins the audio sink to plain stereo PCM with no passthrough, Auto starts multichannel and self-demotes. A shared, non-disableable audio-output watchdog (silence, sink error, repeated underruns) latches the whole session to stereo across every engine when the sink accepts a format it cannot actually play. On movies and episodes playing in ExoPlayer, that recovery releases the old decoder, recreates the video surface, and resumes at the same position in ExoPlayer instead of mistaking the audio change for a video failure and switching to mpv.</w:t>
       </w:r>
     </w:p>
     <w:p>

--- a/extras/OwnTV_Master_Product_Brief.docx
+++ b/extras/OwnTV_Master_Product_Brief.docx
@@ -424,7 +424,7 @@
           <w:rFonts w:ascii="Cambria" w:hAnsi="Cambria"/>
           <w:sz w:val="22"/>
         </w:rPr>
-        <w:t>Surround sound — three modes (Auto / Stereo only / Surround) applied uniformly to BOTH engines. Surround decodes Dolby (AC-3/E-AC-3) and DTS to multichannel, Stereo only pins the audio sink to plain stereo PCM with no passthrough, Auto starts multichannel and self-demotes. A shared, non-disableable audio-output watchdog (silence, sink error, repeated underruns) latches the whole session to stereo across every engine when the sink accepts a format it cannot actually play. On movies and episodes playing in ExoPlayer, that recovery releases the old decoder, recreates the video surface, and resumes at the same position in ExoPlayer instead of mistaking the audio change for a video failure and switching to mpv.</w:t>
+        <w:t>Surround sound — three modes (Auto / Stereo only / Surround) applied uniformly to BOTH engines. Surround decodes Dolby (AC-3/E-AC-3) and DTS to multichannel, Stereo only pins the audio sink to plain stereo PCM with no passthrough, Auto starts multichannel and self-demotes. A shared, non-disableable audio-output watchdog (silence, sink error, repeated underruns) latches the whole session to stereo across every engine when the sink accepts a format it cannot actually play. On movies and episodes playing in ExoPlayer, that recovery releases the old decoder, recreates the video surface, and resumes at the same position in ExoPlayer instead of mistaking the audio change for a video failure and switching to mpv. A saved-position Home launch is supplied to ExoPlayer before its first prepare, preventing an immediate seek from tearing down a working E-AC3 output and falsely triggering the Auto stereo/mpv fallback on TCL/Realtek TVs.</w:t>
       </w:r>
     </w:p>
     <w:p>
@@ -1371,7 +1371,7 @@
         <w:pStyle w:val="ListBullet"/>
       </w:pPr>
       <w:r>
-        <w:t>The order of those context menus is user-arrangeable: Settings → Layout → Long-press menus lets each of the four menus (channel, movie, series, episode) be reordered by holding OK on an action and moving it, saved per menu and merge-tolerant across updates.</w:t>
+        <w:t>The order of those context menus is user-arrangeable: Settings → Layout → Long-press menus lets each of the four menus (channel, movie, series, episode) be reordered by holding OK on an action and moving it, saved per menu and merge-tolerant across updates. Reopening an editor waits for the stored value and mirrors the live popup instead of showing the shipped order.</w:t>
       </w:r>
     </w:p>
     <w:p>

--- a/extras/OwnTV_Master_Product_Brief.docx
+++ b/extras/OwnTV_Master_Product_Brief.docx
@@ -2518,7 +2518,7 @@
           <w:rFonts w:ascii="Cambria" w:hAnsi="Cambria"/>
           <w:sz w:val="22"/>
         </w:rPr>
-        <w:t>Playback diagnostics - a readable history of failures, fallbacks and reports, with optional detailed tracing. Export writes Download/owntv-playback-report.txt in the public Download folder, creates the folder when missing, and replaces the previous report.</w:t>
+        <w:t>Error log (Settings - App) - the last crash plus a readable history of playback failures, fallbacks and reports, with optional detailed tracing. A crash is written to disk as it happens, so it survives the process dying. Export writes Download/owntv-playback-report.txt in the public Download folder, crash first, creates the folder when missing, and replaces the previous report.</w:t>
       </w:r>
     </w:p>
     <w:p>
@@ -3009,7 +3009,7 @@
           <w:rFonts w:ascii="Cambria" w:hAnsi="Cambria"/>
           <w:sz w:val="22"/>
         </w:rPr>
-        <w:t>SyncManager does clear-then-insert in ~500-row chunked transactions with Flow progress + cancellation</w:t>
+        <w:t>SyncManager inserts in chunked transactions with Flow progress + cancellation; the database write runs in its own coroutine fed over a rendezvous channel, so downloading and parsing a provider response overlaps with writing the previous batch on every source type, while back-pressure and peak memory stay as before</w:t>
       </w:r>
     </w:p>
     <w:p>

--- a/extras/OwnTV_Master_Product_Brief.docx
+++ b/extras/OwnTV_Master_Product_Brief.docx
@@ -2838,7 +2838,7 @@
           <w:i w:val="0"/>
           <w:sz w:val="22"/>
         </w:rPr>
-        <w:t>Language: Kotlin 2.3.21 (no kotlin-android plugin; the Compose compiler plugin pulls the Kotlin Gradle plugin to this version)</w:t>
+        <w:t>Language: Kotlin 2.4.10 (no kotlin-android plugin; the Compose compiler plugin pulls the Kotlin Gradle plugin to this version)</w:t>
       </w:r>
     </w:p>
     <w:p>
@@ -2849,7 +2849,7 @@
           <w:i w:val="0"/>
           <w:sz w:val="22"/>
         </w:rPr>
-        <w:t>Build: AGP 9.3.1 / Gradle 9.7.0, KSP2 2.3.11</w:t>
+        <w:t>Build: AGP 9.3.2 / Gradle 9.7.1, KSP2 2.3.11</w:t>
       </w:r>
     </w:p>
     <w:p>
@@ -2860,7 +2860,7 @@
           <w:i w:val="0"/>
           <w:sz w:val="22"/>
         </w:rPr>
-        <w:t>UI: Jetpack Compose for TV (androidx.tv:tv-material 1.1.0), Compose BOM 2026.06.01</w:t>
+        <w:t>UI: Jetpack Compose for TV (androidx.tv:tv-material 1.1.0), Compose BOM 2026.08.00</w:t>
       </w:r>
     </w:p>
     <w:p>
@@ -2882,7 +2882,7 @@
           <w:i w:val="0"/>
           <w:sz w:val="22"/>
         </w:rPr>
-        <w:t>Database: Room 2.8.4 + Paging 3.5.0 + FTS4 (WAL)</w:t>
+        <w:t>Database: Room 2.8.4 + Paging 3.5.1 + FTS4 (WAL)</w:t>
       </w:r>
     </w:p>
     <w:p>
@@ -2893,7 +2893,7 @@
           <w:i w:val="0"/>
           <w:sz w:val="22"/>
         </w:rPr>
-        <w:t>DI: Koin 4.1.1</w:t>
+        <w:t>DI: Koin 4.2.2</w:t>
       </w:r>
     </w:p>
     <w:p>
@@ -2904,7 +2904,7 @@
           <w:i w:val="0"/>
           <w:sz w:val="22"/>
         </w:rPr>
-        <w:t>Networking: OkHttp 5 (okhttp-android; forced HTTP/1.1 for flaky IPTV panel HTTP/2 stacks)</w:t>
+        <w:t>Networking: OkHttp 5 (okhttp-android; the panel-facing client is pinned to HTTP/1.1 for flaky IPTV panel HTTP/2 stacks, while the image client keeps h2 so poster grids multiplex on one connection)</w:t>
       </w:r>
     </w:p>
     <w:p>
@@ -2915,7 +2915,7 @@
           <w:i w:val="0"/>
           <w:sz w:val="22"/>
         </w:rPr>
-        <w:t>Images: Coil 3.3.0</w:t>
+        <w:t>Images: Coil 3.6.0</w:t>
       </w:r>
     </w:p>
     <w:p>
@@ -2937,7 +2937,7 @@
           <w:i w:val="0"/>
           <w:sz w:val="22"/>
         </w:rPr>
-        <w:t>minSdk 26, targetSdk 36, applicationId tv.own.owntv</w:t>
+        <w:t>minSdk 26, targetSdk 36, compileSdk 37, applicationId tv.own.owntv</w:t>
       </w:r>
     </w:p>
     <w:p>

--- a/extras/OwnTV_Master_Product_Brief.docx
+++ b/extras/OwnTV_Master_Product_Brief.docx
@@ -1155,6 +1155,14 @@
       </w:r>
     </w:p>
     <w:p>
+      <w:pPr>
+        <w:pStyle w:val="ListBullet"/>
+      </w:pPr>
+      <w:r>
+        <w:t>Test connection on a playlist - available inside the Add/Edit form (testing unsaved, typed-in details) and on each saved source row. One read-only probe per source type reports account status, expiry, trial and active/maximum connections for Xtream, and reachability for M3U and Stalker; it writes nothing.</w:t>
+      </w:r>
+    </w:p>
+    <w:p>
       <w:pPr/>
       <w:r>
         <w:t>Stalker / Ministra Portal Sources</w:t>
@@ -2355,7 +2363,7 @@
         <w:pStyle w:val="ListBullet"/>
       </w:pPr>
       <w:r>
-        <w:t>Per-source Auto Refresh — each playlist and each EPG source can refresh at startup or on a staleness interval (off by default).</w:t>
+        <w:t>Per-source Auto Refresh - each playlist and each EPG source can refresh at startup or on a staleness interval (off by default). Playlists offer 6 or 12 hours or a custom interval of 1-99 whole days, chosen with a D-pad stepper; the former fixed 24h/48h/7-day choices migrate to 1, 2 and 7 days on read.</w:t>
       </w:r>
     </w:p>
     <w:p>
